--- a/B02.docx
+++ b/B02.docx
@@ -27,6 +27,7 @@
     </w:p>
     <w:tbl>
       <w:tblPr>
+        <w:tblStyle w:val="3"/>
         <w:tblW w:w="8426" w:type="dxa"/>
         <w:tblCellSpacing w:w="15" w:type="dxa"/>
         <w:tblInd w:w="0" w:type="dxa"/>
@@ -38,7 +39,7 @@
           <w:insideH w:val="none" w:color="auto" w:sz="0" w:space="0"/>
           <w:insideV w:val="none" w:color="auto" w:sz="0" w:space="0"/>
         </w:tblBorders>
-        <w:shd w:val="clear"/>
+        <w:shd w:val="clear" w:color="auto" w:fill="auto"/>
         <w:tblLayout w:type="autofit"/>
         <w:tblCellMar>
           <w:top w:w="15" w:type="dxa"/>
@@ -63,7 +64,7 @@
             <w:insideH w:val="none" w:color="auto" w:sz="0" w:space="0"/>
             <w:insideV w:val="none" w:color="auto" w:sz="0" w:space="0"/>
           </w:tblBorders>
-          <w:shd w:val="clear"/>
+          <w:shd w:val="clear" w:color="auto" w:fill="auto"/>
           <w:tblCellMar>
             <w:top w:w="15" w:type="dxa"/>
             <w:left w:w="15" w:type="dxa"/>
@@ -84,7 +85,7 @@
               <w:bottom w:val="single" w:color="auto" w:sz="4" w:space="0"/>
               <w:right w:val="single" w:color="auto" w:sz="4" w:space="0"/>
             </w:tcBorders>
-            <w:shd w:val="clear"/>
+            <w:shd w:val="clear" w:color="auto" w:fill="auto"/>
             <w:vAlign w:val="center"/>
           </w:tcPr>
           <w:p>
@@ -123,7 +124,7 @@
               <w:bottom w:val="single" w:color="auto" w:sz="4" w:space="0"/>
               <w:right w:val="single" w:color="auto" w:sz="4" w:space="0"/>
             </w:tcBorders>
-            <w:shd w:val="clear"/>
+            <w:shd w:val="clear" w:color="auto" w:fill="auto"/>
             <w:vAlign w:val="center"/>
           </w:tcPr>
           <w:p>
@@ -162,7 +163,7 @@
               <w:bottom w:val="single" w:color="auto" w:sz="4" w:space="0"/>
               <w:right w:val="single" w:color="auto" w:sz="4" w:space="0"/>
             </w:tcBorders>
-            <w:shd w:val="clear"/>
+            <w:shd w:val="clear" w:color="auto" w:fill="auto"/>
             <w:vAlign w:val="center"/>
           </w:tcPr>
           <w:p>
@@ -201,7 +202,7 @@
               <w:bottom w:val="single" w:color="auto" w:sz="4" w:space="0"/>
               <w:right w:val="single" w:color="auto" w:sz="4" w:space="0"/>
             </w:tcBorders>
-            <w:shd w:val="clear"/>
+            <w:shd w:val="clear" w:color="auto" w:fill="auto"/>
             <w:vAlign w:val="center"/>
           </w:tcPr>
           <w:p>
@@ -242,7 +243,6 @@
             <w:insideH w:val="none" w:color="auto" w:sz="0" w:space="0"/>
             <w:insideV w:val="none" w:color="auto" w:sz="0" w:space="0"/>
           </w:tblBorders>
-          <w:shd w:val="clear"/>
           <w:tblCellMar>
             <w:top w:w="15" w:type="dxa"/>
             <w:left w:w="15" w:type="dxa"/>
@@ -262,7 +262,7 @@
               <w:bottom w:val="single" w:color="auto" w:sz="4" w:space="0"/>
               <w:right w:val="single" w:color="auto" w:sz="4" w:space="0"/>
             </w:tcBorders>
-            <w:shd w:val="clear"/>
+            <w:shd w:val="clear" w:color="auto" w:fill="auto"/>
             <w:vAlign w:val="center"/>
           </w:tcPr>
           <w:p>
@@ -298,7 +298,7 @@
               <w:bottom w:val="single" w:color="auto" w:sz="4" w:space="0"/>
               <w:right w:val="single" w:color="auto" w:sz="4" w:space="0"/>
             </w:tcBorders>
-            <w:shd w:val="clear"/>
+            <w:shd w:val="clear" w:color="auto" w:fill="auto"/>
             <w:vAlign w:val="center"/>
           </w:tcPr>
           <w:p>
@@ -344,7 +344,7 @@
               <w:bottom w:val="single" w:color="auto" w:sz="4" w:space="0"/>
               <w:right w:val="single" w:color="auto" w:sz="4" w:space="0"/>
             </w:tcBorders>
-            <w:shd w:val="clear"/>
+            <w:shd w:val="clear" w:color="auto" w:fill="auto"/>
             <w:vAlign w:val="center"/>
           </w:tcPr>
           <w:p>
@@ -402,7 +402,7 @@
               <w:bottom w:val="single" w:color="auto" w:sz="4" w:space="0"/>
               <w:right w:val="single" w:color="auto" w:sz="4" w:space="0"/>
             </w:tcBorders>
-            <w:shd w:val="clear"/>
+            <w:shd w:val="clear" w:color="auto" w:fill="auto"/>
             <w:vAlign w:val="center"/>
           </w:tcPr>
           <w:p>
@@ -440,7 +440,7 @@
             <w:insideH w:val="none" w:color="auto" w:sz="0" w:space="0"/>
             <w:insideV w:val="none" w:color="auto" w:sz="0" w:space="0"/>
           </w:tblBorders>
-          <w:shd w:val="clear"/>
+          <w:shd w:val="clear" w:color="auto" w:fill="auto"/>
           <w:tblCellMar>
             <w:top w:w="15" w:type="dxa"/>
             <w:left w:w="15" w:type="dxa"/>
@@ -460,7 +460,7 @@
               <w:bottom w:val="single" w:color="auto" w:sz="4" w:space="0"/>
               <w:right w:val="single" w:color="auto" w:sz="4" w:space="0"/>
             </w:tcBorders>
-            <w:shd w:val="clear"/>
+            <w:shd w:val="clear" w:color="auto" w:fill="auto"/>
             <w:vAlign w:val="center"/>
           </w:tcPr>
           <w:p>
@@ -496,7 +496,7 @@
               <w:bottom w:val="single" w:color="auto" w:sz="4" w:space="0"/>
               <w:right w:val="single" w:color="auto" w:sz="4" w:space="0"/>
             </w:tcBorders>
-            <w:shd w:val="clear"/>
+            <w:shd w:val="clear" w:color="auto" w:fill="auto"/>
             <w:vAlign w:val="center"/>
           </w:tcPr>
           <w:p>
@@ -563,7 +563,7 @@
               <w:bottom w:val="single" w:color="auto" w:sz="4" w:space="0"/>
               <w:right w:val="single" w:color="auto" w:sz="4" w:space="0"/>
             </w:tcBorders>
-            <w:shd w:val="clear"/>
+            <w:shd w:val="clear" w:color="auto" w:fill="auto"/>
             <w:vAlign w:val="center"/>
           </w:tcPr>
           <w:p>
@@ -621,7 +621,7 @@
               <w:bottom w:val="single" w:color="auto" w:sz="4" w:space="0"/>
               <w:right w:val="single" w:color="auto" w:sz="4" w:space="0"/>
             </w:tcBorders>
-            <w:shd w:val="clear"/>
+            <w:shd w:val="clear" w:color="auto" w:fill="auto"/>
             <w:vAlign w:val="center"/>
           </w:tcPr>
           <w:p>
@@ -883,7 +883,7 @@
     <w:lsdException w:unhideWhenUsed="0" w:uiPriority="0" w:semiHidden="0" w:name="HTML Acronym"/>
     <w:lsdException w:unhideWhenUsed="0" w:uiPriority="0" w:semiHidden="0" w:name="HTML Address"/>
     <w:lsdException w:unhideWhenUsed="0" w:uiPriority="0" w:semiHidden="0" w:name="HTML Cite"/>
-    <w:lsdException w:unhideWhenUsed="0" w:uiPriority="0" w:semiHidden="0" w:name="HTML Code"/>
+    <w:lsdException w:qFormat="1" w:unhideWhenUsed="0" w:uiPriority="0" w:semiHidden="0" w:name="HTML Code"/>
     <w:lsdException w:unhideWhenUsed="0" w:uiPriority="0" w:semiHidden="0" w:name="HTML Definition"/>
     <w:lsdException w:unhideWhenUsed="0" w:uiPriority="0" w:semiHidden="0" w:name="HTML Keyboard"/>
     <w:lsdException w:unhideWhenUsed="0" w:uiPriority="0" w:semiHidden="0" w:name="HTML Preformatted"/>
@@ -1068,6 +1068,7 @@
   <w:style w:type="character" w:styleId="4">
     <w:name w:val="HTML Code"/>
     <w:basedOn w:val="2"/>
+    <w:qFormat/>
     <w:uiPriority w:val="0"/>
     <w:rPr>
       <w:rFonts w:ascii="Courier New" w:hAnsi="Courier New" w:cs="Courier New"/>

--- a/B02.docx
+++ b/B02.docx
@@ -243,6 +243,7 @@
             <w:insideH w:val="none" w:color="auto" w:sz="0" w:space="0"/>
             <w:insideV w:val="none" w:color="auto" w:sz="0" w:space="0"/>
           </w:tblBorders>
+          <w:shd w:val="clear" w:color="auto" w:fill="auto"/>
           <w:tblCellMar>
             <w:top w:w="15" w:type="dxa"/>
             <w:left w:w="15" w:type="dxa"/>

--- a/B02.docx
+++ b/B02.docx
@@ -722,7 +722,7 @@
           <wp:inline distT="0" distB="0" distL="114300" distR="114300">
             <wp:extent cx="5273040" cy="3063240"/>
             <wp:effectExtent l="0" t="0" r="3810" b="3810"/>
-            <wp:docPr id="1" name="Picture 1" descr="B02"/>
+            <wp:docPr id="3" name="Picture 3" descr="B02"/>
             <wp:cNvGraphicFramePr>
               <a:graphicFrameLocks xmlns:a="http://schemas.openxmlformats.org/drawingml/2006/main" noChangeAspect="1"/>
             </wp:cNvGraphicFramePr>
@@ -730,7 +730,7 @@
               <a:graphicData uri="http://schemas.openxmlformats.org/drawingml/2006/picture">
                 <pic:pic xmlns:pic="http://schemas.openxmlformats.org/drawingml/2006/picture">
                   <pic:nvPicPr>
-                    <pic:cNvPr id="1" name="Picture 1" descr="B02"/>
+                    <pic:cNvPr id="3" name="Picture 3" descr="B02"/>
                     <pic:cNvPicPr>
                       <a:picLocks noChangeAspect="1"/>
                     </pic:cNvPicPr>
